--- a/BloodBank_Project_Report.docx
+++ b/BloodBank_Project_Report.docx
@@ -110,7 +110,7 @@
           <w:sz w:val="28"/>
           <w:szCs w:val="28"/>
         </w:rPr>
-        <w:t>[Student Name]</w:t>
+        <w:t>Vedang S Dhamal</w:t>
       </w:r>
     </w:p>
     <w:p>
@@ -122,7 +122,13 @@
         <w:rPr>
           <w:color w:val="444444"/>
         </w:rPr>
-        <w:t>Roll No: [XXXXXXX]</w:t>
+        <w:t xml:space="preserve">Roll No: </w:t>
+      </w:r>
+      <w:r>
+        <w:rPr>
+          <w:color w:val="444444"/>
+        </w:rPr>
+        <w:t>BS253026</w:t>
       </w:r>
     </w:p>
     <w:p>
@@ -154,7 +160,7 @@
           <w:sz w:val="24"/>
           <w:szCs w:val="24"/>
         </w:rPr>
-        <w:t>[Guide Name]</w:t>
+        <w:t>Almas Shaikh</w:t>
       </w:r>
     </w:p>
     <w:p>
@@ -175,7 +181,7 @@
           <w:sz w:val="24"/>
           <w:szCs w:val="24"/>
         </w:rPr>
-        <w:t>Department of Computer Science &amp; IT</w:t>
+        <w:t>Department of Computer Science</w:t>
       </w:r>
     </w:p>
     <w:p>
@@ -184,7 +190,15 @@
         <w:jc w:val="center"/>
       </w:pPr>
       <w:r>
-        <w:t>[College Name]</w:t>
+        <w:t xml:space="preserve">SNBP College of ACS and MS </w:t>
+      </w:r>
+      <w:proofErr w:type="spellStart"/>
+      <w:r>
+        <w:t>Morewadi</w:t>
+      </w:r>
+      <w:proofErr w:type="spellEnd"/>
+      <w:r>
+        <w:t>, Pune</w:t>
       </w:r>
     </w:p>
     <w:p>
@@ -245,12 +259,6 @@
         <w:gridCol w:w="1660"/>
       </w:tblGrid>
       <w:tr>
-        <w:tblPrEx>
-          <w:tblCellMar>
-            <w:top w:w="0" w:type="dxa"/>
-            <w:bottom w:w="0" w:type="dxa"/>
-          </w:tblCellMar>
-        </w:tblPrEx>
         <w:tc>
           <w:tcPr>
             <w:tcW w:w="1200" w:type="dxa"/>
@@ -358,12 +366,6 @@
         </w:tc>
       </w:tr>
       <w:tr>
-        <w:tblPrEx>
-          <w:tblCellMar>
-            <w:top w:w="0" w:type="dxa"/>
-            <w:bottom w:w="0" w:type="dxa"/>
-          </w:tblCellMar>
-        </w:tblPrEx>
         <w:tc>
           <w:tcPr>
             <w:tcW w:w="1200" w:type="dxa"/>
@@ -443,12 +445,6 @@
         </w:tc>
       </w:tr>
       <w:tr>
-        <w:tblPrEx>
-          <w:tblCellMar>
-            <w:top w:w="0" w:type="dxa"/>
-            <w:bottom w:w="0" w:type="dxa"/>
-          </w:tblCellMar>
-        </w:tblPrEx>
         <w:tc>
           <w:tcPr>
             <w:tcW w:w="1200" w:type="dxa"/>
@@ -528,12 +524,6 @@
         </w:tc>
       </w:tr>
       <w:tr>
-        <w:tblPrEx>
-          <w:tblCellMar>
-            <w:top w:w="0" w:type="dxa"/>
-            <w:bottom w:w="0" w:type="dxa"/>
-          </w:tblCellMar>
-        </w:tblPrEx>
         <w:tc>
           <w:tcPr>
             <w:tcW w:w="1200" w:type="dxa"/>
@@ -601,12 +591,6 @@
         </w:tc>
       </w:tr>
       <w:tr>
-        <w:tblPrEx>
-          <w:tblCellMar>
-            <w:top w:w="0" w:type="dxa"/>
-            <w:bottom w:w="0" w:type="dxa"/>
-          </w:tblCellMar>
-        </w:tblPrEx>
         <w:tc>
           <w:tcPr>
             <w:tcW w:w="1200" w:type="dxa"/>
@@ -674,12 +658,6 @@
         </w:tc>
       </w:tr>
       <w:tr>
-        <w:tblPrEx>
-          <w:tblCellMar>
-            <w:top w:w="0" w:type="dxa"/>
-            <w:bottom w:w="0" w:type="dxa"/>
-          </w:tblCellMar>
-        </w:tblPrEx>
         <w:tc>
           <w:tcPr>
             <w:tcW w:w="1200" w:type="dxa"/>
@@ -747,12 +725,6 @@
         </w:tc>
       </w:tr>
       <w:tr>
-        <w:tblPrEx>
-          <w:tblCellMar>
-            <w:top w:w="0" w:type="dxa"/>
-            <w:bottom w:w="0" w:type="dxa"/>
-          </w:tblCellMar>
-        </w:tblPrEx>
         <w:tc>
           <w:tcPr>
             <w:tcW w:w="1200" w:type="dxa"/>
@@ -820,12 +792,6 @@
         </w:tc>
       </w:tr>
       <w:tr>
-        <w:tblPrEx>
-          <w:tblCellMar>
-            <w:top w:w="0" w:type="dxa"/>
-            <w:bottom w:w="0" w:type="dxa"/>
-          </w:tblCellMar>
-        </w:tblPrEx>
         <w:tc>
           <w:tcPr>
             <w:tcW w:w="1200" w:type="dxa"/>
@@ -893,12 +859,6 @@
         </w:tc>
       </w:tr>
       <w:tr>
-        <w:tblPrEx>
-          <w:tblCellMar>
-            <w:top w:w="0" w:type="dxa"/>
-            <w:bottom w:w="0" w:type="dxa"/>
-          </w:tblCellMar>
-        </w:tblPrEx>
         <w:tc>
           <w:tcPr>
             <w:tcW w:w="1200" w:type="dxa"/>
@@ -978,12 +938,6 @@
         </w:tc>
       </w:tr>
       <w:tr>
-        <w:tblPrEx>
-          <w:tblCellMar>
-            <w:top w:w="0" w:type="dxa"/>
-            <w:bottom w:w="0" w:type="dxa"/>
-          </w:tblCellMar>
-        </w:tblPrEx>
         <w:tc>
           <w:tcPr>
             <w:tcW w:w="1200" w:type="dxa"/>
@@ -1051,12 +1005,6 @@
         </w:tc>
       </w:tr>
       <w:tr>
-        <w:tblPrEx>
-          <w:tblCellMar>
-            <w:top w:w="0" w:type="dxa"/>
-            <w:bottom w:w="0" w:type="dxa"/>
-          </w:tblCellMar>
-        </w:tblPrEx>
         <w:tc>
           <w:tcPr>
             <w:tcW w:w="1200" w:type="dxa"/>
@@ -1124,12 +1072,6 @@
         </w:tc>
       </w:tr>
       <w:tr>
-        <w:tblPrEx>
-          <w:tblCellMar>
-            <w:top w:w="0" w:type="dxa"/>
-            <w:bottom w:w="0" w:type="dxa"/>
-          </w:tblCellMar>
-        </w:tblPrEx>
         <w:tc>
           <w:tcPr>
             <w:tcW w:w="1200" w:type="dxa"/>
@@ -1197,12 +1139,6 @@
         </w:tc>
       </w:tr>
       <w:tr>
-        <w:tblPrEx>
-          <w:tblCellMar>
-            <w:top w:w="0" w:type="dxa"/>
-            <w:bottom w:w="0" w:type="dxa"/>
-          </w:tblCellMar>
-        </w:tblPrEx>
         <w:tc>
           <w:tcPr>
             <w:tcW w:w="1200" w:type="dxa"/>
@@ -1270,12 +1206,6 @@
         </w:tc>
       </w:tr>
       <w:tr>
-        <w:tblPrEx>
-          <w:tblCellMar>
-            <w:top w:w="0" w:type="dxa"/>
-            <w:bottom w:w="0" w:type="dxa"/>
-          </w:tblCellMar>
-        </w:tblPrEx>
         <w:tc>
           <w:tcPr>
             <w:tcW w:w="1200" w:type="dxa"/>
@@ -1355,12 +1285,6 @@
         </w:tc>
       </w:tr>
       <w:tr>
-        <w:tblPrEx>
-          <w:tblCellMar>
-            <w:top w:w="0" w:type="dxa"/>
-            <w:bottom w:w="0" w:type="dxa"/>
-          </w:tblCellMar>
-        </w:tblPrEx>
         <w:tc>
           <w:tcPr>
             <w:tcW w:w="1200" w:type="dxa"/>
@@ -1428,12 +1352,6 @@
         </w:tc>
       </w:tr>
       <w:tr>
-        <w:tblPrEx>
-          <w:tblCellMar>
-            <w:top w:w="0" w:type="dxa"/>
-            <w:bottom w:w="0" w:type="dxa"/>
-          </w:tblCellMar>
-        </w:tblPrEx>
         <w:tc>
           <w:tcPr>
             <w:tcW w:w="1200" w:type="dxa"/>
@@ -1513,12 +1431,6 @@
         </w:tc>
       </w:tr>
       <w:tr>
-        <w:tblPrEx>
-          <w:tblCellMar>
-            <w:top w:w="0" w:type="dxa"/>
-            <w:bottom w:w="0" w:type="dxa"/>
-          </w:tblCellMar>
-        </w:tblPrEx>
         <w:tc>
           <w:tcPr>
             <w:tcW w:w="1200" w:type="dxa"/>
@@ -1598,12 +1510,6 @@
         </w:tc>
       </w:tr>
       <w:tr>
-        <w:tblPrEx>
-          <w:tblCellMar>
-            <w:top w:w="0" w:type="dxa"/>
-            <w:bottom w:w="0" w:type="dxa"/>
-          </w:tblCellMar>
-        </w:tblPrEx>
         <w:tc>
           <w:tcPr>
             <w:tcW w:w="1200" w:type="dxa"/>
@@ -1683,12 +1589,6 @@
         </w:tc>
       </w:tr>
       <w:tr>
-        <w:tblPrEx>
-          <w:tblCellMar>
-            <w:top w:w="0" w:type="dxa"/>
-            <w:bottom w:w="0" w:type="dxa"/>
-          </w:tblCellMar>
-        </w:tblPrEx>
         <w:tc>
           <w:tcPr>
             <w:tcW w:w="1200" w:type="dxa"/>
@@ -4061,15 +3961,7 @@
         <w:spacing w:before="40" w:after="40" w:line="320" w:lineRule="auto"/>
       </w:pPr>
       <w:r>
-        <w:t xml:space="preserve">Automated donation </w:t>
-      </w:r>
-      <w:proofErr w:type="gramStart"/>
-      <w:r>
-        <w:t>count</w:t>
-      </w:r>
-      <w:proofErr w:type="gramEnd"/>
-      <w:r>
-        <w:t xml:space="preserve"> tracking and certificate generation</w:t>
+        <w:t>Automated donation count tracking and certificate generation</w:t>
       </w:r>
     </w:p>
     <w:p>
